--- a/EDA Report.docx
+++ b/EDA Report.docx
@@ -6,25 +6,74 @@
       <w:pPr>
         <w:jc w:val="center"/>
         <w:rPr>
-          <w:sz w:val="36"/>
-          <w:szCs w:val="36"/>
-        </w:rPr>
-      </w:pPr>
-      <w:r>
-        <w:rPr>
-          <w:sz w:val="36"/>
-          <w:szCs w:val="36"/>
+          <w:b/>
+          <w:sz w:val="32"/>
+          <w:szCs w:val="32"/>
+        </w:rPr>
+      </w:pPr>
+      <w:r>
+        <w:rPr>
+          <w:b/>
+          <w:sz w:val="32"/>
+          <w:szCs w:val="32"/>
         </w:rPr>
         <w:t>EDA Report</w:t>
       </w:r>
     </w:p>
     <w:p>
+      <w:pPr>
+        <w:rPr>
+          <w:b/>
+        </w:rPr>
+      </w:pPr>
+      <w:r>
+        <w:rPr>
+          <w:b/>
+        </w:rPr>
+        <w:t>Introduction</w:t>
+      </w:r>
+    </w:p>
+    <w:p>
+      <w:r>
+        <w:t>Customer churn is one of the major challenges faced by companies as it directly affects their revenue and growth. When customers stop using a company's services, it becomes important to understand the reasons behind their decision. By identifying the factors that lead to customer churn, c</w:t>
+      </w:r>
+      <w:bookmarkStart w:id="0" w:name="_GoBack"/>
+      <w:bookmarkEnd w:id="0"/>
+      <w:r>
+        <w:t>ompanies can take necessary steps to improve customer satisfaction and retention.</w:t>
+      </w:r>
+    </w:p>
+    <w:p>
+      <w:r>
+        <w:t xml:space="preserve">In this project, the Telco Customer Churn dataset has been </w:t>
+      </w:r>
+      <w:proofErr w:type="spellStart"/>
+      <w:r>
+        <w:t>analyzed</w:t>
+      </w:r>
+      <w:proofErr w:type="spellEnd"/>
+      <w:r>
+        <w:t xml:space="preserve"> using Exploratory Data Analysis (EDA). The dataset contains information related to customer demographics, services subscribed, billing details, and churn status. The main objective of this analysis is to understand customer </w:t>
+      </w:r>
+      <w:proofErr w:type="spellStart"/>
+      <w:r>
+        <w:t>behavior</w:t>
+      </w:r>
+      <w:proofErr w:type="spellEnd"/>
+      <w:r>
+        <w:t>, identify patterns in the data, and determine the factors that are associated with customer churn. The insights gained from this analysis will help in building a churn prediction model and estimating customer lifetime value in the later stages of the project.</w:t>
+      </w:r>
+    </w:p>
+    <w:p>
       <w:r>
         <w:t xml:space="preserve">File 1: Customer_churn_eda.py </w:t>
       </w:r>
     </w:p>
     <w:p>
       <w:r>
+        <w:rPr>
+          <w:noProof/>
+        </w:rPr>
         <w:drawing>
           <wp:inline distT="0" distB="0" distL="0" distR="0" wp14:anchorId="41D0CD55" wp14:editId="3EB2E465">
             <wp:extent cx="5388710" cy="2635250"/>
@@ -74,10 +123,7 @@
         <w:t>7,043 records and 21 variables</w:t>
       </w:r>
       <w:r>
-        <w:t xml:space="preserve"> </w:t>
-      </w:r>
-      <w:r>
-        <w:t xml:space="preserve">making it suitable for </w:t>
+        <w:t xml:space="preserve"> making it suitable for </w:t>
       </w:r>
       <w:proofErr w:type="spellStart"/>
       <w:r>
@@ -93,7 +139,11 @@
       </w:r>
       <w:proofErr w:type="spellEnd"/>
       <w:r>
-        <w:t xml:space="preserve"> and identifying factors that influence customer churn. This dataset will also be used for churn prediction and customer lifetime value (LTV) </w:t>
+        <w:t xml:space="preserve"> and identifying factors that influence customer churn. This dataset will </w:t>
+      </w:r>
+      <w:r>
+        <w:lastRenderedPageBreak/>
+        <w:t xml:space="preserve">also be used for churn prediction and customer lifetime value (LTV) </w:t>
       </w:r>
       <w:proofErr w:type="spellStart"/>
       <w:r>
@@ -106,6 +156,9 @@
     </w:p>
     <w:p>
       <w:r>
+        <w:rPr>
+          <w:noProof/>
+        </w:rPr>
         <w:drawing>
           <wp:inline distT="0" distB="0" distL="0" distR="0" wp14:anchorId="2B406984" wp14:editId="611CBF5F">
             <wp:extent cx="5080000" cy="2695338"/>
@@ -145,7 +198,6 @@
     </w:p>
     <w:p>
       <w:r>
-        <w:lastRenderedPageBreak/>
         <w:t xml:space="preserve">The dataset contains </w:t>
       </w:r>
       <w:r>
@@ -162,6 +214,9 @@
     <w:p/>
     <w:p>
       <w:r>
+        <w:rPr>
+          <w:noProof/>
+        </w:rPr>
         <w:drawing>
           <wp:inline distT="0" distB="0" distL="0" distR="0" wp14:anchorId="6F595812" wp14:editId="5194A9FE">
             <wp:extent cx="5731510" cy="3124200"/>
@@ -200,10 +255,8 @@
       </w:r>
     </w:p>
     <w:p>
-      <w:pPr>
-        <w:pStyle w:val="NormalWeb"/>
-      </w:pPr>
-      <w:r>
+      <w:r>
+        <w:lastRenderedPageBreak/>
         <w:t xml:space="preserve">Descriptive statistics were generated for the numerical variables: </w:t>
       </w:r>
       <w:proofErr w:type="spellStart"/>
@@ -240,19 +293,13 @@
         <w:t xml:space="preserve"> </w:t>
       </w:r>
       <w:r>
-        <w:t xml:space="preserve">months </w:t>
-      </w:r>
-      <w:r>
-        <w:t xml:space="preserve">indicating that customers typically remain with the company for a moderate period. Monthly charges average around </w:t>
+        <w:t xml:space="preserve">months indicating that customers typically remain with the company for a moderate period. Monthly charges average around </w:t>
       </w:r>
       <w:r>
         <w:t>64.76</w:t>
       </w:r>
       <w:r>
-        <w:t xml:space="preserve"> </w:t>
-      </w:r>
-      <w:r>
-        <w:t xml:space="preserve">while the average total charges are approximately </w:t>
+        <w:t xml:space="preserve"> while the average total charges are approximately </w:t>
       </w:r>
       <w:r>
         <w:t>2279.73.</w:t>
@@ -264,10 +311,7 @@
         <w:t>72 months</w:t>
       </w:r>
       <w:r>
-        <w:t xml:space="preserve"> </w:t>
-      </w:r>
-      <w:r>
-        <w:t xml:space="preserve">suggesting that some customers have maintained long-term relationships with the company. The wide range and standard deviation of </w:t>
+        <w:t xml:space="preserve"> suggesting that some customers have maintained long-term relationships with the company. The wide range and standard deviation of </w:t>
       </w:r>
       <w:proofErr w:type="spellStart"/>
       <w:r>
@@ -287,9 +331,6 @@
       </w:r>
     </w:p>
     <w:p>
-      <w:pPr>
-        <w:pStyle w:val="NormalWeb"/>
-      </w:pPr>
       <w:r>
         <w:t>The median tenure is</w:t>
       </w:r>
@@ -306,12 +347,11 @@
         <w:t>, showing that many customers pay close to this amount for services. The distribution of total charges suggests that customers who remain longer with the company tend to generate substantially higher revenue.</w:t>
       </w:r>
     </w:p>
-    <w:p/>
-    <w:p/>
-    <w:p/>
-    <w:p/>
-    <w:p>
-      <w:r>
+    <w:p>
+      <w:r>
+        <w:rPr>
+          <w:noProof/>
+        </w:rPr>
         <w:drawing>
           <wp:inline distT="0" distB="0" distL="0" distR="0" wp14:anchorId="48B0EC59" wp14:editId="26A91005">
             <wp:extent cx="5731510" cy="2202180"/>
@@ -351,6 +391,60 @@
     </w:p>
     <w:p>
       <w:pPr>
+        <w:rPr>
+          <w:lang w:eastAsia="en-IN"/>
+        </w:rPr>
+      </w:pPr>
+      <w:r>
+        <w:rPr>
+          <w:lang w:eastAsia="en-IN"/>
+        </w:rPr>
+        <w:t xml:space="preserve">To understand the distribution of customer churn, the number and percentage of customers who stayed and those who left the company were </w:t>
+      </w:r>
+      <w:proofErr w:type="spellStart"/>
+      <w:r>
+        <w:rPr>
+          <w:lang w:eastAsia="en-IN"/>
+        </w:rPr>
+        <w:t>analyzed</w:t>
+      </w:r>
+      <w:proofErr w:type="spellEnd"/>
+      <w:r>
+        <w:rPr>
+          <w:lang w:eastAsia="en-IN"/>
+        </w:rPr>
+        <w:t>. The results show that 5174</w:t>
+      </w:r>
+      <w:r>
+        <w:rPr>
+          <w:b/>
+          <w:bCs/>
+          <w:lang w:eastAsia="en-IN"/>
+        </w:rPr>
+        <w:t xml:space="preserve"> </w:t>
+      </w:r>
+      <w:r>
+        <w:rPr>
+          <w:lang w:eastAsia="en-IN"/>
+        </w:rPr>
+        <w:t>customers (73.46%) did not churn, while 1869 customers (26.54%) churned. This indicates that most customers have remained with the company, but a considerable number of customers have discontinued the service.</w:t>
+      </w:r>
+    </w:p>
+    <w:p>
+      <w:pPr>
+        <w:rPr>
+          <w:lang w:eastAsia="en-IN"/>
+        </w:rPr>
+      </w:pPr>
+      <w:r>
+        <w:rPr>
+          <w:lang w:eastAsia="en-IN"/>
+        </w:rPr>
+        <w:t>The churn rate of 26.54% suggests that nearly one out of every four customers has left the company. Although customer retention is relatively high, reducing churn remains important for improving customer loyalty and business performance. These findings highlight the need to identify the factors that contribute to customer churn so that effective retention strategies can be developed in the later stages of the project.</w:t>
+      </w:r>
+    </w:p>
+    <w:p>
+      <w:pPr>
         <w:spacing w:beforeAutospacing="1" w:after="100" w:afterAutospacing="1" w:line="240" w:lineRule="auto"/>
         <w:rPr>
           <w:rFonts w:eastAsia="Times New Roman" w:cs="Times New Roman"/>
@@ -361,121 +455,11 @@
       <w:r>
         <w:rPr>
           <w:rFonts w:eastAsia="Times New Roman" w:cs="Times New Roman"/>
+          <w:noProof/>
           <w:szCs w:val="24"/>
           <w:lang w:eastAsia="en-IN"/>
         </w:rPr>
-        <w:t xml:space="preserve">To understand the distribution of customer churn, the number and percentage of customers who stayed and those who left the company were </w:t>
-      </w:r>
-      <w:proofErr w:type="spellStart"/>
-      <w:r>
-        <w:rPr>
-          <w:rFonts w:eastAsia="Times New Roman" w:cs="Times New Roman"/>
-          <w:szCs w:val="24"/>
-          <w:lang w:eastAsia="en-IN"/>
-        </w:rPr>
-        <w:t>analyzed</w:t>
-      </w:r>
-      <w:proofErr w:type="spellEnd"/>
-      <w:r>
-        <w:rPr>
-          <w:rFonts w:eastAsia="Times New Roman" w:cs="Times New Roman"/>
-          <w:szCs w:val="24"/>
-          <w:lang w:eastAsia="en-IN"/>
-        </w:rPr>
-        <w:t xml:space="preserve">. The results show that </w:t>
-      </w:r>
-      <w:r>
-        <w:rPr>
-          <w:lang w:eastAsia="en-IN"/>
-        </w:rPr>
-        <w:t>5174</w:t>
-      </w:r>
-      <w:r>
-        <w:rPr>
-          <w:rFonts w:eastAsia="Times New Roman" w:cs="Times New Roman"/>
-          <w:b/>
-          <w:bCs/>
-          <w:szCs w:val="24"/>
-          <w:lang w:eastAsia="en-IN"/>
-        </w:rPr>
-        <w:t xml:space="preserve"> </w:t>
-      </w:r>
-      <w:r>
-        <w:rPr>
-          <w:lang w:eastAsia="en-IN"/>
-        </w:rPr>
-        <w:t>customers (73.46%) did not churn</w:t>
-      </w:r>
-      <w:r>
-        <w:rPr>
-          <w:rFonts w:eastAsia="Times New Roman" w:cs="Times New Roman"/>
-          <w:szCs w:val="24"/>
-          <w:lang w:eastAsia="en-IN"/>
-        </w:rPr>
-        <w:t xml:space="preserve">, while </w:t>
-      </w:r>
-      <w:r>
-        <w:rPr>
-          <w:lang w:eastAsia="en-IN"/>
-        </w:rPr>
-        <w:t>1869 customers (26.54%) churned</w:t>
-      </w:r>
-      <w:r>
-        <w:rPr>
-          <w:rFonts w:eastAsia="Times New Roman" w:cs="Times New Roman"/>
-          <w:szCs w:val="24"/>
-          <w:lang w:eastAsia="en-IN"/>
-        </w:rPr>
-        <w:t>. This indicates that most customers have remained with the company, but a considerable number of customers have discontinued the service.</w:t>
-      </w:r>
-    </w:p>
-    <w:p>
-      <w:pPr>
-        <w:spacing w:beforeAutospacing="1" w:after="100" w:afterAutospacing="1" w:line="240" w:lineRule="auto"/>
-        <w:rPr>
-          <w:rFonts w:eastAsia="Times New Roman" w:cs="Times New Roman"/>
-          <w:szCs w:val="24"/>
-          <w:lang w:eastAsia="en-IN"/>
-        </w:rPr>
-      </w:pPr>
-      <w:r>
-        <w:rPr>
-          <w:rFonts w:eastAsia="Times New Roman" w:cs="Times New Roman"/>
-          <w:szCs w:val="24"/>
-          <w:lang w:eastAsia="en-IN"/>
-        </w:rPr>
-        <w:t xml:space="preserve">The churn rate of </w:t>
-      </w:r>
-      <w:r>
-        <w:rPr>
-          <w:lang w:eastAsia="en-IN"/>
-        </w:rPr>
-        <w:t>26.54%</w:t>
-      </w:r>
-      <w:r>
-        <w:rPr>
-          <w:rFonts w:eastAsia="Times New Roman" w:cs="Times New Roman"/>
-          <w:szCs w:val="24"/>
-          <w:lang w:eastAsia="en-IN"/>
-        </w:rPr>
-        <w:t xml:space="preserve"> suggests that nearly one out of every four customers has left the company. Although customer retention is relatively high, reducing churn remains important for improving customer loyalty and business performance. These findings highlight the need to identify the factors that contribute to customer churn so that effective retention strategies can be developed in the later stages of the project.</w:t>
-      </w:r>
-    </w:p>
-    <w:p>
-      <w:pPr>
-        <w:spacing w:beforeAutospacing="1" w:after="100" w:afterAutospacing="1" w:line="240" w:lineRule="auto"/>
-        <w:rPr>
-          <w:rFonts w:eastAsia="Times New Roman" w:cs="Times New Roman"/>
-          <w:szCs w:val="24"/>
-          <w:lang w:eastAsia="en-IN"/>
-        </w:rPr>
-      </w:pPr>
-      <w:r>
-        <w:rPr>
-          <w:rFonts w:eastAsia="Times New Roman" w:cs="Times New Roman"/>
-          <w:szCs w:val="24"/>
-          <w:lang w:eastAsia="en-IN"/>
-        </w:rPr>
+        <w:lastRenderedPageBreak/>
         <w:drawing>
           <wp:inline distT="0" distB="0" distL="0" distR="0" wp14:anchorId="75C488AF" wp14:editId="52C05CD2">
             <wp:extent cx="5797550" cy="2514600"/>
@@ -533,13 +517,23 @@
       </w:r>
     </w:p>
     <w:p>
-      <w:r>
-        <w:lastRenderedPageBreak/>
+      <w:pPr>
+        <w:rPr>
+          <w:b/>
+        </w:rPr>
+      </w:pPr>
+      <w:r>
+        <w:rPr>
+          <w:b/>
+        </w:rPr>
         <w:t>Numerical Variable Analysis (Tenure, Monthly Charges, and Total Charges)</w:t>
       </w:r>
     </w:p>
     <w:p>
       <w:r>
+        <w:rPr>
+          <w:noProof/>
+        </w:rPr>
         <w:drawing>
           <wp:inline distT="0" distB="0" distL="0" distR="0" wp14:anchorId="3CFCAF41" wp14:editId="7BA555ED">
             <wp:extent cx="5731510" cy="2800985"/>
@@ -579,48 +573,781 @@
     </w:p>
     <w:p>
       <w:r>
-        <w:t>The histograms and boxplots were used to understand the distribution of the numerical variables</w:t>
-      </w:r>
-      <w:r>
-        <w:t xml:space="preserve"> which is </w:t>
+        <w:t xml:space="preserve">The histograms and boxplots were used to understand the distribution of the numerical variables which is </w:t>
       </w:r>
       <w:r>
         <w:t>Tenure, Monthly Charges, and Total Charges.</w:t>
       </w:r>
       <w:r>
-        <w:t xml:space="preserve"> The tenure distribution shows that the dataset contains both new and long-term customers, with customer tenure ranging from 0 to 72 months. The monthly charges are spread across different price ranges</w:t>
-      </w:r>
-      <w:r>
+        <w:t xml:space="preserve"> The tenure distribution shows that the dataset contains both new and long-term customers, with customer tenure ranging from 0 to 72 months. The monthly charges are spread across different price ranges indicating that customers subscribe to a variety of service plans. The total charges distribution </w:t>
+      </w:r>
+      <w:r>
+        <w:lastRenderedPageBreak/>
+        <w:t>is positively skewed meaning that most customers have lower total charges while a smaller number of customers have accumulated higher charges over time.</w:t>
+      </w:r>
+    </w:p>
+    <w:p>
+      <w:r>
+        <w:t xml:space="preserve">The boxplots provide additional insight into the spread of the data. The median tenure is around 29 months, while the median monthly charge is approximately 70. Customers with longer tenure generally accumulate higher total charges, which is reflected in the wide range of the Total Charges variable. No significant outliers are visible in the boxplots, suggesting that the numerical variables are reasonably distributed and suitable for further analysis and predictive </w:t>
+      </w:r>
+      <w:proofErr w:type="spellStart"/>
+      <w:r>
+        <w:t>modeling</w:t>
+      </w:r>
+      <w:proofErr w:type="spellEnd"/>
+      <w:r>
+        <w:t>.</w:t>
+      </w:r>
+    </w:p>
+    <w:p>
+      <w:pPr>
+        <w:spacing w:line="259" w:lineRule="auto"/>
+        <w:rPr>
+          <w:b/>
+        </w:rPr>
+      </w:pPr>
+    </w:p>
+    <w:p>
+      <w:pPr>
+        <w:spacing w:line="259" w:lineRule="auto"/>
+        <w:rPr>
+          <w:b/>
+        </w:rPr>
+      </w:pPr>
+      <w:r>
+        <w:rPr>
+          <w:b/>
+        </w:rPr>
+        <w:t>Bi</w:t>
+      </w:r>
+      <w:r>
+        <w:rPr>
+          <w:b/>
+        </w:rPr>
+        <w:t>v</w:t>
+      </w:r>
+      <w:r>
+        <w:rPr>
+          <w:b/>
+        </w:rPr>
+        <w:t>ariate Analysis (Features vs Churn Analysis</w:t>
+      </w:r>
+      <w:r>
+        <w:rPr>
+          <w:b/>
+        </w:rPr>
+        <w:t>)</w:t>
+      </w:r>
+    </w:p>
+    <w:p>
+      <w:pPr>
+        <w:pStyle w:val="NormalWeb"/>
+      </w:pPr>
+      <w:r>
+        <w:rPr>
+          <w:noProof/>
+        </w:rPr>
+        <w:drawing>
+          <wp:inline distT="0" distB="0" distL="0" distR="0">
+            <wp:extent cx="5628589" cy="2793852"/>
+            <wp:effectExtent l="0" t="0" r="0" b="6985"/>
+            <wp:docPr id="8" name="Picture 8" descr="C:\Users\abc\Pictures\Screenshots\Screenshot 2026-06-22 145358.png"/>
+            <wp:cNvGraphicFramePr>
+              <a:graphicFrameLocks xmlns:a="http://schemas.openxmlformats.org/drawingml/2006/main" noChangeAspect="1"/>
+            </wp:cNvGraphicFramePr>
+            <a:graphic xmlns:a="http://schemas.openxmlformats.org/drawingml/2006/main">
+              <a:graphicData uri="http://schemas.openxmlformats.org/drawingml/2006/picture">
+                <pic:pic xmlns:pic="http://schemas.openxmlformats.org/drawingml/2006/picture">
+                  <pic:nvPicPr>
+                    <pic:cNvPr id="0" name="Picture 3" descr="C:\Users\abc\Pictures\Screenshots\Screenshot 2026-06-22 145358.png"/>
+                    <pic:cNvPicPr>
+                      <a:picLocks noChangeAspect="1" noChangeArrowheads="1"/>
+                    </pic:cNvPicPr>
+                  </pic:nvPicPr>
+                  <pic:blipFill>
+                    <a:blip r:embed="rId12" cstate="print">
+                      <a:extLst>
+                        <a:ext uri="{28A0092B-C50C-407E-A947-70E740481C1C}">
+                          <a14:useLocalDpi xmlns:a14="http://schemas.microsoft.com/office/drawing/2010/main" val="0"/>
+                        </a:ext>
+                      </a:extLst>
+                    </a:blip>
+                    <a:srcRect/>
+                    <a:stretch>
+                      <a:fillRect/>
+                    </a:stretch>
+                  </pic:blipFill>
+                  <pic:spPr bwMode="auto">
+                    <a:xfrm>
+                      <a:off x="0" y="0"/>
+                      <a:ext cx="5654256" cy="2806592"/>
+                    </a:xfrm>
+                    <a:prstGeom prst="rect">
+                      <a:avLst/>
+                    </a:prstGeom>
+                    <a:noFill/>
+                    <a:ln>
+                      <a:noFill/>
+                    </a:ln>
+                  </pic:spPr>
+                </pic:pic>
+              </a:graphicData>
+            </a:graphic>
+          </wp:inline>
+        </w:drawing>
+      </w:r>
+    </w:p>
+    <w:p>
+      <w:pPr>
+        <w:spacing w:before="100" w:beforeAutospacing="1" w:after="100" w:afterAutospacing="1" w:line="240" w:lineRule="auto"/>
+        <w:outlineLvl w:val="2"/>
+        <w:rPr>
+          <w:rFonts w:eastAsia="Times New Roman" w:cs="Times New Roman"/>
+          <w:b/>
+          <w:bCs/>
+          <w:sz w:val="27"/>
+          <w:szCs w:val="27"/>
+          <w:lang w:eastAsia="en-IN"/>
+        </w:rPr>
+      </w:pPr>
+      <w:r>
+        <w:rPr>
+          <w:rFonts w:eastAsia="Times New Roman" w:cs="Times New Roman"/>
+          <w:b/>
+          <w:bCs/>
+          <w:sz w:val="27"/>
+          <w:szCs w:val="27"/>
+          <w:lang w:eastAsia="en-IN"/>
+        </w:rPr>
+        <w:t>Contract Type vs Churn</w:t>
+      </w:r>
+    </w:p>
+    <w:p>
+      <w:pPr>
+        <w:rPr>
+          <w:lang w:eastAsia="en-IN"/>
+        </w:rPr>
+      </w:pPr>
+      <w:r>
+        <w:rPr>
+          <w:lang w:eastAsia="en-IN"/>
+        </w:rPr>
+        <w:t>The analysis shows that contract type has a significant impact on customer churn. Customers with month-to-month contracts exhibit the highest churn rate, whereas those with one-year and two-year contracts are much more likely to remain with the company. This suggests that customers who commit to longer-term contracts tend to be more loyal and satisfied, while customers on flexible monthly plans are more likely to switch to competitors or discontinue the service.</w:t>
+      </w:r>
+    </w:p>
+    <w:p>
+      <w:pPr>
+        <w:rPr>
+          <w:rFonts w:eastAsia="Times New Roman" w:cs="Times New Roman"/>
+          <w:b/>
+          <w:bCs/>
+          <w:sz w:val="27"/>
+          <w:szCs w:val="27"/>
+          <w:lang w:eastAsia="en-IN"/>
+        </w:rPr>
+      </w:pPr>
+    </w:p>
+    <w:p>
+      <w:pPr>
+        <w:rPr>
+          <w:rFonts w:eastAsia="Times New Roman" w:cs="Times New Roman"/>
+          <w:b/>
+          <w:bCs/>
+          <w:sz w:val="27"/>
+          <w:szCs w:val="27"/>
+          <w:lang w:eastAsia="en-IN"/>
+        </w:rPr>
+      </w:pPr>
+    </w:p>
+    <w:p>
+      <w:pPr>
+        <w:rPr>
+          <w:lang w:eastAsia="en-IN"/>
+        </w:rPr>
+      </w:pPr>
+      <w:r>
+        <w:rPr>
+          <w:rFonts w:eastAsia="Times New Roman" w:cs="Times New Roman"/>
+          <w:b/>
+          <w:bCs/>
+          <w:sz w:val="27"/>
+          <w:szCs w:val="27"/>
+          <w:lang w:eastAsia="en-IN"/>
+        </w:rPr>
+        <w:lastRenderedPageBreak/>
+        <w:t>Tenure vs Churn</w:t>
+      </w:r>
+    </w:p>
+    <w:p>
+      <w:pPr>
+        <w:rPr>
+          <w:lang w:eastAsia="en-IN"/>
+        </w:rPr>
+      </w:pPr>
+      <w:r>
+        <w:rPr>
+          <w:lang w:eastAsia="en-IN"/>
+        </w:rPr>
+        <w:t>The tenure analysis indicates that customers who churn generally have a shorter relationship with the company compared to those who stay. The median tenure of churned customers is considerably lower than that of retained customers. This suggests that the risk of churn is highest during the early stages of the customer lifecycle, while customers who remain with the company for a longer period are more likely to continue using the service.</w:t>
+      </w:r>
+    </w:p>
+    <w:p>
+      <w:pPr>
+        <w:spacing w:before="100" w:beforeAutospacing="1" w:after="100" w:afterAutospacing="1" w:line="240" w:lineRule="auto"/>
+        <w:outlineLvl w:val="2"/>
+        <w:rPr>
+          <w:rFonts w:eastAsia="Times New Roman" w:cs="Times New Roman"/>
+          <w:b/>
+          <w:bCs/>
+          <w:sz w:val="27"/>
+          <w:szCs w:val="27"/>
+          <w:lang w:eastAsia="en-IN"/>
+        </w:rPr>
+      </w:pPr>
+      <w:r>
+        <w:rPr>
+          <w:rFonts w:eastAsia="Times New Roman" w:cs="Times New Roman"/>
+          <w:b/>
+          <w:bCs/>
+          <w:sz w:val="27"/>
+          <w:szCs w:val="27"/>
+          <w:lang w:eastAsia="en-IN"/>
+        </w:rPr>
+        <w:t>Monthly Charges vs Churn</w:t>
+      </w:r>
+    </w:p>
+    <w:p>
+      <w:pPr>
+        <w:rPr>
+          <w:rFonts w:eastAsia="Times New Roman" w:cs="Times New Roman"/>
+          <w:szCs w:val="24"/>
+          <w:lang w:eastAsia="en-IN"/>
+        </w:rPr>
+      </w:pPr>
+      <w:r>
+        <w:rPr>
+          <w:lang w:eastAsia="en-IN"/>
+        </w:rPr>
+        <w:t>The boxplot reveals that customers who churn tend to have higher monthly charges than those who remain with the company. The median monthly charge for churned customers is noticeably higher, indicating that pricing may influence customer retention. Customers facing higher service costs may be more inclined to seek alternative providers offering similar services at lower prices</w:t>
+      </w:r>
+      <w:r>
+        <w:rPr>
+          <w:rFonts w:eastAsia="Times New Roman" w:cs="Times New Roman"/>
+          <w:szCs w:val="24"/>
+          <w:lang w:eastAsia="en-IN"/>
+        </w:rPr>
+        <w:t>.</w:t>
+      </w:r>
+    </w:p>
+    <w:p>
+      <w:pPr>
+        <w:spacing w:before="100" w:beforeAutospacing="1" w:after="100" w:afterAutospacing="1" w:line="240" w:lineRule="auto"/>
+        <w:outlineLvl w:val="2"/>
+        <w:rPr>
+          <w:rFonts w:eastAsia="Times New Roman" w:cs="Times New Roman"/>
+          <w:b/>
+          <w:bCs/>
+          <w:sz w:val="27"/>
+          <w:szCs w:val="27"/>
+          <w:lang w:eastAsia="en-IN"/>
+        </w:rPr>
+      </w:pPr>
+      <w:r>
+        <w:rPr>
+          <w:rFonts w:eastAsia="Times New Roman" w:cs="Times New Roman"/>
+          <w:b/>
+          <w:bCs/>
+          <w:sz w:val="27"/>
+          <w:szCs w:val="27"/>
+          <w:lang w:eastAsia="en-IN"/>
+        </w:rPr>
+        <w:t>Payment Method vs Churn</w:t>
+      </w:r>
+    </w:p>
+    <w:p>
+      <w:pPr>
+        <w:rPr>
+          <w:lang w:eastAsia="en-IN"/>
+        </w:rPr>
+      </w:pPr>
+      <w:r>
+        <w:rPr>
+          <w:lang w:eastAsia="en-IN"/>
+        </w:rPr>
+        <w:t>The relationship between payment method and churn shows that customers using electronic check as their payment method have the highest number of churn cases. In contrast, customers using automatic payment methods, such as bank transfers or credit card payments, demonstrate relatively lower churn rates. This pattern suggests that automated payment options may contribute to greater customer convenience and retention, while electronic check users appear more likely to discontinue the service.</w:t>
+      </w:r>
+    </w:p>
+    <w:p>
+      <w:pPr>
+        <w:rPr>
+          <w:b/>
+          <w:lang w:eastAsia="en-IN"/>
+        </w:rPr>
+      </w:pPr>
+      <w:r>
+        <w:rPr>
+          <w:b/>
+          <w:szCs w:val="24"/>
+          <w:lang w:eastAsia="en-IN"/>
+        </w:rPr>
         <w:t xml:space="preserve"> </w:t>
       </w:r>
       <w:r>
-        <w:t>indicating that customers subscribe to a variety of service plans. The total charges distribution is positively skewed</w:t>
-      </w:r>
-      <w:r>
+        <w:rPr>
+          <w:b/>
+          <w:lang w:eastAsia="en-IN"/>
+        </w:rPr>
+        <w:t>Internet Service vs Churn</w:t>
+      </w:r>
+    </w:p>
+    <w:p>
+      <w:pPr>
+        <w:rPr>
+          <w:szCs w:val="24"/>
+          <w:lang w:eastAsia="en-IN"/>
+        </w:rPr>
+      </w:pPr>
+      <w:r>
+        <w:rPr>
+          <w:szCs w:val="24"/>
+          <w:lang w:eastAsia="en-IN"/>
+        </w:rPr>
+        <w:t xml:space="preserve">The analysis of internet service types indicates that customers subscribed to </w:t>
+      </w:r>
+      <w:proofErr w:type="spellStart"/>
+      <w:r>
+        <w:rPr>
+          <w:szCs w:val="24"/>
+          <w:lang w:eastAsia="en-IN"/>
+        </w:rPr>
+        <w:t>fiber</w:t>
+      </w:r>
+      <w:proofErr w:type="spellEnd"/>
+      <w:r>
+        <w:rPr>
+          <w:szCs w:val="24"/>
+          <w:lang w:eastAsia="en-IN"/>
+        </w:rPr>
+        <w:t xml:space="preserve"> optic internet experience the highest churn levels. Although </w:t>
+      </w:r>
+      <w:proofErr w:type="spellStart"/>
+      <w:r>
+        <w:rPr>
+          <w:szCs w:val="24"/>
+          <w:lang w:eastAsia="en-IN"/>
+        </w:rPr>
+        <w:t>fiber</w:t>
+      </w:r>
+      <w:proofErr w:type="spellEnd"/>
+      <w:r>
+        <w:rPr>
+          <w:szCs w:val="24"/>
+          <w:lang w:eastAsia="en-IN"/>
+        </w:rPr>
+        <w:t xml:space="preserve"> optic services offer higher speeds, customers in this category appear more likely to leave compared to those using DSL or having no internet service. This may be due to higher service costs, unmet expectations, or service-related concerns among </w:t>
+      </w:r>
+      <w:proofErr w:type="spellStart"/>
+      <w:r>
+        <w:rPr>
+          <w:szCs w:val="24"/>
+          <w:lang w:eastAsia="en-IN"/>
+        </w:rPr>
+        <w:t>fiber</w:t>
+      </w:r>
+      <w:proofErr w:type="spellEnd"/>
+      <w:r>
+        <w:rPr>
+          <w:szCs w:val="24"/>
+          <w:lang w:eastAsia="en-IN"/>
+        </w:rPr>
+        <w:t xml:space="preserve"> optic users.</w:t>
+      </w:r>
+    </w:p>
+    <w:p>
+      <w:pPr>
+        <w:spacing w:before="100" w:beforeAutospacing="1" w:after="100" w:afterAutospacing="1" w:line="240" w:lineRule="auto"/>
+        <w:outlineLvl w:val="2"/>
+        <w:rPr>
+          <w:rFonts w:eastAsia="Times New Roman" w:cs="Times New Roman"/>
+          <w:b/>
+          <w:bCs/>
+          <w:sz w:val="27"/>
+          <w:szCs w:val="27"/>
+          <w:lang w:eastAsia="en-IN"/>
+        </w:rPr>
+      </w:pPr>
+      <w:r>
+        <w:rPr>
+          <w:rFonts w:eastAsia="Times New Roman" w:cs="Times New Roman"/>
+          <w:b/>
+          <w:bCs/>
+          <w:sz w:val="27"/>
+          <w:szCs w:val="27"/>
+          <w:lang w:eastAsia="en-IN"/>
+        </w:rPr>
+        <w:t>Tech Support vs Churn</w:t>
+      </w:r>
+    </w:p>
+    <w:p>
+      <w:pPr>
+        <w:rPr>
+          <w:lang w:eastAsia="en-IN"/>
+        </w:rPr>
+      </w:pPr>
+      <w:r>
+        <w:rPr>
+          <w:lang w:eastAsia="en-IN"/>
+        </w:rPr>
+        <w:t xml:space="preserve">The comparison between tech support availability and churn highlights the importance of customer assistance in retention. Customers without tech support exhibit a substantially higher churn rate, while those who receive technical support are more likely to remain with </w:t>
+      </w:r>
+      <w:r>
+        <w:rPr>
+          <w:lang w:eastAsia="en-IN"/>
+        </w:rPr>
+        <w:lastRenderedPageBreak/>
+        <w:t xml:space="preserve">the company. This finding suggests that access to effective technical assistance enhances customer satisfaction and reduces the likelihood of customers leaving </w:t>
+      </w:r>
+      <w:r>
+        <w:rPr>
+          <w:lang w:eastAsia="en-IN"/>
+        </w:rPr>
+        <w:t xml:space="preserve">the </w:t>
+      </w:r>
+      <w:r>
+        <w:t>service.</w:t>
+      </w:r>
+    </w:p>
+    <w:p>
+      <w:pPr>
+        <w:spacing w:line="259" w:lineRule="auto"/>
+        <w:rPr>
+          <w:b/>
+        </w:rPr>
+      </w:pPr>
+    </w:p>
+    <w:p>
+      <w:pPr>
+        <w:spacing w:line="259" w:lineRule="auto"/>
+        <w:rPr>
+          <w:b/>
+        </w:rPr>
+      </w:pPr>
+      <w:r>
+        <w:rPr>
+          <w:b/>
+        </w:rPr>
+        <w:t>Correlation Heatmap Analysis</w:t>
+      </w:r>
+    </w:p>
+    <w:p>
+      <w:pPr>
+        <w:pStyle w:val="NormalWeb"/>
+      </w:pPr>
+      <w:r>
+        <w:rPr>
+          <w:noProof/>
+        </w:rPr>
+        <w:drawing>
+          <wp:inline distT="0" distB="0" distL="0" distR="0">
+            <wp:extent cx="5437163" cy="2599690"/>
+            <wp:effectExtent l="0" t="0" r="0" b="0"/>
+            <wp:docPr id="9" name="Picture 9" descr="C:\Users\abc\Pictures\Screenshots\Screenshot 2026-06-22 145550.png"/>
+            <wp:cNvGraphicFramePr>
+              <a:graphicFrameLocks xmlns:a="http://schemas.openxmlformats.org/drawingml/2006/main" noChangeAspect="1"/>
+            </wp:cNvGraphicFramePr>
+            <a:graphic xmlns:a="http://schemas.openxmlformats.org/drawingml/2006/main">
+              <a:graphicData uri="http://schemas.openxmlformats.org/drawingml/2006/picture">
+                <pic:pic xmlns:pic="http://schemas.openxmlformats.org/drawingml/2006/picture">
+                  <pic:nvPicPr>
+                    <pic:cNvPr id="0" name="Picture 170" descr="C:\Users\abc\Pictures\Screenshots\Screenshot 2026-06-22 145550.png"/>
+                    <pic:cNvPicPr>
+                      <a:picLocks noChangeAspect="1" noChangeArrowheads="1"/>
+                    </pic:cNvPicPr>
+                  </pic:nvPicPr>
+                  <pic:blipFill>
+                    <a:blip r:embed="rId13" cstate="print">
+                      <a:extLst>
+                        <a:ext uri="{28A0092B-C50C-407E-A947-70E740481C1C}">
+                          <a14:useLocalDpi xmlns:a14="http://schemas.microsoft.com/office/drawing/2010/main" val="0"/>
+                        </a:ext>
+                      </a:extLst>
+                    </a:blip>
+                    <a:srcRect/>
+                    <a:stretch>
+                      <a:fillRect/>
+                    </a:stretch>
+                  </pic:blipFill>
+                  <pic:spPr bwMode="auto">
+                    <a:xfrm>
+                      <a:off x="0" y="0"/>
+                      <a:ext cx="5503017" cy="2631177"/>
+                    </a:xfrm>
+                    <a:prstGeom prst="rect">
+                      <a:avLst/>
+                    </a:prstGeom>
+                    <a:noFill/>
+                    <a:ln>
+                      <a:noFill/>
+                    </a:ln>
+                  </pic:spPr>
+                </pic:pic>
+              </a:graphicData>
+            </a:graphic>
+          </wp:inline>
+        </w:drawing>
+      </w:r>
+    </w:p>
+    <w:p>
+      <w:r>
+        <w:t xml:space="preserve">The correlation heatmap shows the relationship between the numerical variables in the dataset. The strongest positive correlation is between </w:t>
+      </w:r>
+      <w:r>
+        <w:rPr>
+          <w:rStyle w:val="Strong"/>
+          <w:b w:val="0"/>
+        </w:rPr>
+        <w:t xml:space="preserve">tenure and </w:t>
+      </w:r>
+      <w:proofErr w:type="spellStart"/>
+      <w:r>
+        <w:rPr>
+          <w:rStyle w:val="Strong"/>
+          <w:b w:val="0"/>
+        </w:rPr>
+        <w:t>TotalCharges</w:t>
+      </w:r>
+      <w:proofErr w:type="spellEnd"/>
+      <w:r>
+        <w:rPr>
+          <w:rStyle w:val="Strong"/>
+          <w:b w:val="0"/>
+        </w:rPr>
+        <w:t xml:space="preserve"> (0.83)</w:t>
+      </w:r>
+      <w:r>
+        <w:rPr>
+          <w:b/>
+        </w:rPr>
+        <w:t>,</w:t>
+      </w:r>
+      <w:r>
+        <w:t xml:space="preserve"> indicating that customers who stay longer with the company tend to accumulate higher total charges. A moderate positive correlation exists between </w:t>
+      </w:r>
+      <w:proofErr w:type="spellStart"/>
+      <w:r>
+        <w:rPr>
+          <w:rStyle w:val="Strong"/>
+          <w:b w:val="0"/>
+        </w:rPr>
+        <w:t>MonthlyCharges</w:t>
+      </w:r>
+      <w:proofErr w:type="spellEnd"/>
+      <w:r>
+        <w:rPr>
+          <w:rStyle w:val="Strong"/>
+          <w:b w:val="0"/>
+        </w:rPr>
+        <w:t xml:space="preserve"> and</w:t>
+      </w:r>
+      <w:r>
+        <w:rPr>
+          <w:rStyle w:val="Strong"/>
+        </w:rPr>
         <w:t xml:space="preserve"> </w:t>
       </w:r>
-      <w:r>
-        <w:t>meaning that most customers have lower total charges while a smaller number of customers have accumulated higher charges over time.</w:t>
-      </w:r>
-    </w:p>
-    <w:p>
-      <w:r>
-        <w:t xml:space="preserve">The boxplots provide additional insight into the spread of the data. The median tenure is around 29 months, while the median monthly charge is approximately 70. Customers with longer tenure generally accumulate higher total charges, which is reflected in the wide range of the Total Charges variable. No significant outliers are visible in the boxplots, suggesting that the numerical variables are reasonably distributed and suitable for further analysis and predictive </w:t>
-      </w:r>
-      <w:proofErr w:type="spellStart"/>
-      <w:r>
-        <w:t>modeling</w:t>
-      </w:r>
-      <w:proofErr w:type="spellEnd"/>
-      <w:r>
-        <w:t>.</w:t>
-      </w:r>
-      <w:bookmarkStart w:id="0" w:name="_GoBack"/>
-      <w:bookmarkEnd w:id="0"/>
+      <w:proofErr w:type="spellStart"/>
+      <w:r>
+        <w:rPr>
+          <w:rStyle w:val="Strong"/>
+          <w:b w:val="0"/>
+        </w:rPr>
+        <w:t>TotalCharges</w:t>
+      </w:r>
+      <w:proofErr w:type="spellEnd"/>
+      <w:r>
+        <w:rPr>
+          <w:rStyle w:val="Strong"/>
+          <w:b w:val="0"/>
+        </w:rPr>
+        <w:t xml:space="preserve"> (0.65</w:t>
+      </w:r>
+      <w:r>
+        <w:rPr>
+          <w:rStyle w:val="Strong"/>
+        </w:rPr>
+        <w:t>)</w:t>
+      </w:r>
+      <w:r>
+        <w:t>, suggesting that customers with higher monthly bills generally have higher overall charges.</w:t>
+      </w:r>
+    </w:p>
+    <w:p>
+      <w:r>
+        <w:t xml:space="preserve">The correlation between </w:t>
+      </w:r>
+      <w:r>
+        <w:rPr>
+          <w:rStyle w:val="Strong"/>
+          <w:b w:val="0"/>
+        </w:rPr>
+        <w:t xml:space="preserve">tenure and </w:t>
+      </w:r>
+      <w:proofErr w:type="spellStart"/>
+      <w:r>
+        <w:rPr>
+          <w:rStyle w:val="Strong"/>
+          <w:b w:val="0"/>
+        </w:rPr>
+        <w:t>MonthlyCharges</w:t>
+      </w:r>
+      <w:proofErr w:type="spellEnd"/>
+      <w:r>
+        <w:rPr>
+          <w:rStyle w:val="Strong"/>
+          <w:b w:val="0"/>
+        </w:rPr>
+        <w:t xml:space="preserve"> (0.25)</w:t>
+      </w:r>
+      <w:r>
+        <w:t xml:space="preserve"> is weak, showing that monthly charges do not vary significantly with customer tenure. Additionally, </w:t>
+      </w:r>
+      <w:proofErr w:type="spellStart"/>
+      <w:r>
+        <w:rPr>
+          <w:rStyle w:val="Strong"/>
+          <w:b w:val="0"/>
+        </w:rPr>
+        <w:t>SeniorCitizen</w:t>
+      </w:r>
+      <w:proofErr w:type="spellEnd"/>
+      <w:r>
+        <w:t xml:space="preserve"> has very weak correlations with all other variables, indicating that senior citizen status has little impact on tenure, monthly charges, or total charges.</w:t>
+      </w:r>
+    </w:p>
+    <w:p>
+      <w:r>
+        <w:rPr>
+          <w:rStyle w:val="Strong"/>
+          <w:b w:val="0"/>
+        </w:rPr>
+        <w:t>Key Insight</w:t>
+      </w:r>
+      <w:r>
+        <w:rPr>
+          <w:rStyle w:val="Strong"/>
+        </w:rPr>
+        <w:t>:</w:t>
+      </w:r>
+      <w:r>
+        <w:t xml:space="preserve"> </w:t>
+      </w:r>
+      <w:proofErr w:type="spellStart"/>
+      <w:r>
+        <w:t>TotalCharges</w:t>
+      </w:r>
+      <w:proofErr w:type="spellEnd"/>
+      <w:r>
+        <w:t xml:space="preserve"> is mainly influenced by customer tenure and monthly charges, while </w:t>
+      </w:r>
+      <w:proofErr w:type="spellStart"/>
+      <w:r>
+        <w:t>SeniorCitizen</w:t>
+      </w:r>
+      <w:proofErr w:type="spellEnd"/>
+      <w:r>
+        <w:t xml:space="preserve"> has minimal relationship with the other numerical variables.</w:t>
+      </w:r>
+    </w:p>
+    <w:p>
+      <w:pPr>
+        <w:rPr>
+          <w:b/>
+        </w:rPr>
+      </w:pPr>
+    </w:p>
+    <w:p>
+      <w:pPr>
+        <w:rPr>
+          <w:b/>
+        </w:rPr>
+      </w:pPr>
+    </w:p>
+    <w:p>
+      <w:pPr>
+        <w:rPr>
+          <w:b/>
+        </w:rPr>
+      </w:pPr>
+    </w:p>
+    <w:p>
+      <w:pPr>
+        <w:rPr>
+          <w:b/>
+        </w:rPr>
+      </w:pPr>
+    </w:p>
+    <w:p>
+      <w:r>
+        <w:rPr>
+          <w:b/>
+        </w:rPr>
+        <w:lastRenderedPageBreak/>
+        <w:t>Conclusion</w:t>
+      </w:r>
+    </w:p>
+    <w:p>
+      <w:r>
+        <w:t xml:space="preserve">The exploratory data analysis provided useful insights into customer </w:t>
+      </w:r>
+      <w:proofErr w:type="spellStart"/>
+      <w:r>
+        <w:t>behavior</w:t>
+      </w:r>
+      <w:proofErr w:type="spellEnd"/>
+      <w:r>
+        <w:t xml:space="preserve"> and the factors influencing churn. The analysis showed that customers with month-to-month contracts, shorter tenure, higher monthly charges, </w:t>
+      </w:r>
+      <w:proofErr w:type="spellStart"/>
+      <w:r>
+        <w:t>fiber</w:t>
+      </w:r>
+      <w:proofErr w:type="spellEnd"/>
+      <w:r>
+        <w:t xml:space="preserve"> optic internet service, electronic check payment methods, and no technical support are more likely to leave the company. On the other hand, customers with longer tenure and long-term contracts tend to remain with the company.</w:t>
+      </w:r>
+    </w:p>
+    <w:p>
+      <w:r>
+        <w:t>Overall, the findings from this analysis help in understanding the key drivers of customer churn and can support the development of effective customer retention strategies. These insights will also serve as a foundation for building churn prediction and customer lifetime value models in the next phase of the project.</w:t>
+      </w:r>
+    </w:p>
+    <w:p>
+      <w:pPr>
+        <w:pStyle w:val="NormalWeb"/>
+      </w:pPr>
+    </w:p>
+    <w:p>
+      <w:pPr>
+        <w:pStyle w:val="NormalWeb"/>
+        <w:rPr>
+          <w:b/>
+        </w:rPr>
+      </w:pPr>
     </w:p>
     <w:p>
       <w:pPr>
         <w:spacing w:line="259" w:lineRule="auto"/>
+        <w:rPr>
+          <w:b/>
+        </w:rPr>
+      </w:pPr>
+    </w:p>
+    <w:p>
+      <w:pPr>
+        <w:spacing w:line="259" w:lineRule="auto"/>
+        <w:rPr>
+          <w:b/>
+        </w:rPr>
       </w:pPr>
     </w:p>
     <w:sectPr>
